--- a/PRD.docx
+++ b/PRD.docx
@@ -4,25 +4,56 @@
   <w:body>
     <w:p>
       <w:pPr>
-        <w:spacing w:line="240" w:lineRule="auto"/>
-        <w:rPr>
-          <w:b w:val="1"/>
-          <w:bCs w:val="1"/>
-          <w:sz w:val="24"/>
-          <w:szCs w:val="24"/>
-          <w:highlight w:val="yellow"/>
-        </w:rPr>
-      </w:pPr>
-      <w:r>
-        <w:rPr>
-          <w:b w:val="1"/>
-          <w:bCs w:val="1"/>
-          <w:sz w:val="24"/>
-          <w:szCs w:val="24"/>
-          <w:highlight w:val="yellow"/>
-          <w:rtl w:val="0"/>
-        </w:rPr>
-        <w:t xml:space="preserve">Executive Summary - (comes at first and written at last)</w:t>
+        <w:spacing w:before="0" w:after="120" w:line="240" w:lineRule="auto"/>
+        <w:ind w:left="0" w:firstLine="0"/>
+      </w:pPr>
+      <w:r>
+        <w:rPr>
+          <w:b w:val="1"/>
+          <w:bCs w:val="1"/>
+          <w:sz w:val="24"/>
+          <w:szCs w:val="24"/>
+        </w:rPr>
+        <w:t xml:space="preserve">Executive Summary</w:t>
+      </w:r>
+    </w:p>
+    <w:p>
+      <w:pPr>
+        <w:spacing w:before="120" w:after="120" w:line="240" w:lineRule="auto"/>
+        <w:ind w:left="0" w:firstLine="0"/>
+      </w:pPr>
+      <w:r>
+        <w:rPr>
+          <w:sz w:val="24"/>
+          <w:szCs w:val="24"/>
+        </w:rPr>
+        <w:t xml:space="preserve">InstaHelp, Urban Company's 15-minute on-demand housekeeping vertical, loses ₹447 on every order (Q4 FY26) even though demand is strong. The cause is reliability: partners cancel at the last minute, customers are left in an unresolvable chatbot loop, and some bookings are marked complete without a professional arriving. This undermines the 30–40% price premium InstaHelp charges over Snabbit and Pronto.</w:t>
+      </w:r>
+    </w:p>
+    <w:p>
+      <w:pPr>
+        <w:spacing w:before="120" w:after="120" w:line="240" w:lineRule="auto"/>
+        <w:ind w:left="0" w:firstLine="0"/>
+      </w:pPr>
+      <w:r>
+        <w:rPr>
+          <w:sz w:val="24"/>
+          <w:szCs w:val="24"/>
+        </w:rPr>
+        <w:t xml:space="preserve">This PRD proposes AI Real-Time Recovery (P0): detect a partner cancellation, automatically rematch the booking to an eligible professional within a 30-second target, and where no replacement exists give the customer an immediate refund or a human handoff. A verified-completion check (OTP at the door) stops bookings from being closed without service delivery.</w:t>
+      </w:r>
+    </w:p>
+    <w:p>
+      <w:pPr>
+        <w:spacing w:before="120" w:after="120" w:line="240" w:lineRule="auto"/>
+        <w:ind w:left="0" w:firstLine="0"/>
+      </w:pPr>
+      <w:r>
+        <w:rPr>
+          <w:sz w:val="24"/>
+          <w:szCs w:val="24"/>
+        </w:rPr>
+        <w:t xml:space="preserve">Success is measured by Contribution Margin per Order moving from –₹447 toward ₹0 in phases, with Day-30 retention as the test of whether trust is rebuilt. Guardrails: Partner Acceptance Rate and Support Cost per Order must not worsen. Out of scope: supply acquisition and the profitable core scheduled-services business.</w:t>
       </w:r>
     </w:p>
     <w:p>
@@ -635,7 +666,7 @@
           <w:szCs w:val="24"/>
           <w:rtl w:val="0"/>
         </w:rPr>
-        <w:t xml:space="preserve">6. What is  the competitor offering</w:t>
+        <w:t xml:space="preserve">6. Solution options and prioritisation</w:t>
       </w:r>
     </w:p>
     <w:p>
@@ -732,6 +763,19 @@
           <w:rtl w:val="0"/>
         </w:rPr>
         <w:t xml:space="preserve"> — Reduce partner cancellations by aligning partner incentives with booking acceptance, fulfillment, and reliability.</w:t>
+      </w:r>
+    </w:p>
+    <w:p>
+      <w:pPr>
+        <w:spacing w:before="240" w:after="120" w:line="240" w:lineRule="auto"/>
+        <w:ind w:left="0" w:firstLine="0"/>
+      </w:pPr>
+      <w:r>
+        <w:rPr>
+          <w:sz w:val="24"/>
+          <w:szCs w:val="24"/>
+        </w:rPr>
+        <w:t xml:space="preserve">Competitor context: the direct competitors referenced in this PRD are Snabbit and Pronto, against whom InstaHelp carries a 30–40% price premium. A feature-by-feature competitor comparison is not included here and should be added from verified sources.</w:t>
       </w:r>
     </w:p>
     <w:p>
@@ -778,14 +822,14 @@
         <w:tblLook w:val="0600"/>
       </w:tblPr>
       <w:tblGrid>
-        <w:gridCol w:w="2970"/>
-        <w:gridCol w:w="1305"/>
-        <w:gridCol w:w="1140"/>
-        <w:gridCol w:w="1140"/>
-        <w:gridCol w:w="1080"/>
-        <w:gridCol w:w="1035"/>
-        <w:gridCol w:w="1245"/>
-        <w:gridCol w:w="1155"/>
+        <w:gridCol w:w="2200"/>
+        <w:gridCol w:w="1200"/>
+        <w:gridCol w:w="1250"/>
+        <w:gridCol w:w="1700"/>
+        <w:gridCol w:w="1450"/>
+        <w:gridCol w:w="1200"/>
+        <w:gridCol w:w="1250"/>
+        <w:gridCol w:w="820"/>
         <w:tblGridChange w:id="0">
           <w:tblGrid>
             <w:gridCol w:w="2970"/>
@@ -823,6 +867,7 @@
           </w:tcPr>
           <w:p>
             <w:pPr>
+              <w:keepNext/>
               <w:spacing w:after="240" w:before="240" w:lineRule="auto"/>
               <w:jc w:val="center"/>
               <w:rPr>
@@ -862,6 +907,7 @@
           </w:tcPr>
           <w:p>
             <w:pPr>
+              <w:keepNext/>
               <w:spacing w:after="240" w:before="240" w:lineRule="auto"/>
               <w:jc w:val="center"/>
               <w:rPr>
@@ -879,7 +925,7 @@
                 <w:szCs w:val="24"/>
                 <w:rtl w:val="0"/>
               </w:rPr>
-              <w:t xml:space="preserve">Reach</w:t>
+              <w:t xml:space="preserve">Reach (1–10)</w:t>
             </w:r>
           </w:p>
         </w:tc>
@@ -901,6 +947,7 @@
           </w:tcPr>
           <w:p>
             <w:pPr>
+              <w:keepNext/>
               <w:spacing w:after="240" w:before="240" w:lineRule="auto"/>
               <w:jc w:val="center"/>
               <w:rPr>
@@ -918,7 +965,7 @@
                 <w:szCs w:val="24"/>
                 <w:rtl w:val="0"/>
               </w:rPr>
-              <w:t xml:space="preserve">Impact</w:t>
+              <w:t xml:space="preserve">Impact (0.25–3)</w:t>
             </w:r>
           </w:p>
         </w:tc>
@@ -940,6 +987,7 @@
           </w:tcPr>
           <w:p>
             <w:pPr>
+              <w:keepNext/>
               <w:spacing w:after="240" w:before="240" w:lineRule="auto"/>
               <w:jc w:val="center"/>
               <w:rPr>
@@ -979,6 +1027,7 @@
           </w:tcPr>
           <w:p>
             <w:pPr>
+              <w:keepNext/>
               <w:spacing w:after="240" w:before="240" w:lineRule="auto"/>
               <w:jc w:val="center"/>
               <w:rPr>
@@ -996,7 +1045,7 @@
                 <w:szCs w:val="24"/>
                 <w:rtl w:val="0"/>
               </w:rPr>
-              <w:t xml:space="preserve">Effort</w:t>
+              <w:t xml:space="preserve">Effort (person-months)</w:t>
             </w:r>
           </w:p>
         </w:tc>
@@ -1018,6 +1067,7 @@
           </w:tcPr>
           <w:p>
             <w:pPr>
+              <w:keepNext/>
               <w:spacing w:after="240" w:before="240" w:lineRule="auto"/>
               <w:jc w:val="center"/>
               <w:rPr>
@@ -1057,6 +1107,7 @@
           </w:tcPr>
           <w:p>
             <w:pPr>
+              <w:keepNext/>
               <w:spacing w:after="240" w:before="240" w:lineRule="auto"/>
               <w:jc w:val="center"/>
               <w:rPr>
@@ -1096,6 +1147,7 @@
           </w:tcPr>
           <w:p>
             <w:pPr>
+              <w:keepNext/>
               <w:spacing w:after="240" w:before="240" w:lineRule="auto"/>
               <w:jc w:val="center"/>
               <w:rPr>
@@ -1137,6 +1189,7 @@
           </w:tcPr>
           <w:p>
             <w:pPr>
+              <w:keepNext/>
               <w:spacing w:after="240" w:before="240" w:lineRule="auto"/>
               <w:rPr>
                 <w:sz w:val="24"/>
@@ -1171,6 +1224,7 @@
           </w:tcPr>
           <w:p>
             <w:pPr>
+              <w:keepNext/>
               <w:spacing w:after="240" w:before="240" w:lineRule="auto"/>
               <w:rPr>
                 <w:b w:val="1"/>
@@ -1187,7 +1241,7 @@
                 <w:szCs w:val="24"/>
                 <w:rtl w:val="0"/>
               </w:rPr>
-              <w:t xml:space="preserve">High</w:t>
+              <w:t xml:space="preserve">8</w:t>
             </w:r>
           </w:p>
         </w:tc>
@@ -1209,6 +1263,7 @@
           </w:tcPr>
           <w:p>
             <w:pPr>
+              <w:keepNext/>
               <w:spacing w:after="240" w:before="240" w:lineRule="auto"/>
               <w:rPr>
                 <w:b w:val="1"/>
@@ -1225,7 +1280,7 @@
                 <w:szCs w:val="24"/>
                 <w:rtl w:val="0"/>
               </w:rPr>
-              <w:t xml:space="preserve">High</w:t>
+              <w:t xml:space="preserve">3</w:t>
             </w:r>
           </w:p>
         </w:tc>
@@ -1247,6 +1302,7 @@
           </w:tcPr>
           <w:p>
             <w:pPr>
+              <w:keepNext/>
               <w:spacing w:after="240" w:before="240" w:lineRule="auto"/>
               <w:rPr>
                 <w:b w:val="1"/>
@@ -1263,7 +1319,7 @@
                 <w:szCs w:val="24"/>
                 <w:rtl w:val="0"/>
               </w:rPr>
-              <w:t xml:space="preserve">High</w:t>
+              <w:t xml:space="preserve">80%</w:t>
             </w:r>
           </w:p>
         </w:tc>
@@ -1285,6 +1341,7 @@
           </w:tcPr>
           <w:p>
             <w:pPr>
+              <w:keepNext/>
               <w:spacing w:after="240" w:before="240" w:lineRule="auto"/>
               <w:rPr>
                 <w:b w:val="1"/>
@@ -1301,7 +1358,7 @@
                 <w:szCs w:val="24"/>
                 <w:rtl w:val="0"/>
               </w:rPr>
-              <w:t xml:space="preserve">Medium</w:t>
+              <w:t xml:space="preserve">3</w:t>
             </w:r>
           </w:p>
         </w:tc>
@@ -1323,6 +1380,7 @@
           </w:tcPr>
           <w:p>
             <w:pPr>
+              <w:keepNext/>
               <w:spacing w:after="240" w:before="240" w:lineRule="auto"/>
               <w:rPr>
                 <w:b w:val="1"/>
@@ -1339,7 +1397,7 @@
                 <w:szCs w:val="24"/>
                 <w:rtl w:val="0"/>
               </w:rPr>
-              <w:t xml:space="preserve">High</w:t>
+              <w:t xml:space="preserve">6.4</w:t>
             </w:r>
           </w:p>
         </w:tc>
@@ -1361,6 +1419,7 @@
           </w:tcPr>
           <w:p>
             <w:pPr>
+              <w:keepNext/>
               <w:spacing w:after="240" w:before="240" w:lineRule="auto"/>
               <w:rPr>
                 <w:b w:val="1"/>
@@ -1399,6 +1458,7 @@
           </w:tcPr>
           <w:p>
             <w:pPr>
+              <w:keepNext/>
               <w:spacing w:after="240" w:before="240" w:lineRule="auto"/>
               <w:rPr>
                 <w:b w:val="1"/>
@@ -1439,6 +1499,7 @@
           </w:tcPr>
           <w:p>
             <w:pPr>
+              <w:keepNext/>
               <w:spacing w:after="240" w:before="240" w:lineRule="auto"/>
               <w:rPr>
                 <w:sz w:val="24"/>
@@ -1473,6 +1534,7 @@
           </w:tcPr>
           <w:p>
             <w:pPr>
+              <w:keepNext/>
               <w:spacing w:after="240" w:before="240" w:lineRule="auto"/>
               <w:rPr>
                 <w:b w:val="1"/>
@@ -1489,7 +1551,7 @@
                 <w:szCs w:val="24"/>
                 <w:rtl w:val="0"/>
               </w:rPr>
-              <w:t xml:space="preserve">High</w:t>
+              <w:t xml:space="preserve">7</w:t>
             </w:r>
           </w:p>
         </w:tc>
@@ -1511,6 +1573,7 @@
           </w:tcPr>
           <w:p>
             <w:pPr>
+              <w:keepNext/>
               <w:spacing w:after="240" w:before="240" w:lineRule="auto"/>
               <w:rPr>
                 <w:b w:val="1"/>
@@ -1527,7 +1590,7 @@
                 <w:szCs w:val="24"/>
                 <w:rtl w:val="0"/>
               </w:rPr>
-              <w:t xml:space="preserve">High</w:t>
+              <w:t xml:space="preserve">2</w:t>
             </w:r>
           </w:p>
         </w:tc>
@@ -1549,6 +1612,7 @@
           </w:tcPr>
           <w:p>
             <w:pPr>
+              <w:keepNext/>
               <w:spacing w:after="240" w:before="240" w:lineRule="auto"/>
               <w:rPr>
                 <w:b w:val="1"/>
@@ -1565,7 +1629,7 @@
                 <w:szCs w:val="24"/>
                 <w:rtl w:val="0"/>
               </w:rPr>
-              <w:t xml:space="preserve">Medium</w:t>
+              <w:t xml:space="preserve">50%</w:t>
             </w:r>
           </w:p>
         </w:tc>
@@ -1587,6 +1651,7 @@
           </w:tcPr>
           <w:p>
             <w:pPr>
+              <w:keepNext/>
               <w:spacing w:after="240" w:before="240" w:lineRule="auto"/>
               <w:rPr>
                 <w:b w:val="1"/>
@@ -1603,7 +1668,7 @@
                 <w:szCs w:val="24"/>
                 <w:rtl w:val="0"/>
               </w:rPr>
-              <w:t xml:space="preserve">High</w:t>
+              <w:t xml:space="preserve">5</w:t>
             </w:r>
           </w:p>
         </w:tc>
@@ -1625,6 +1690,7 @@
           </w:tcPr>
           <w:p>
             <w:pPr>
+              <w:keepNext/>
               <w:spacing w:after="240" w:before="240" w:lineRule="auto"/>
               <w:rPr>
                 <w:b w:val="1"/>
@@ -1641,7 +1707,7 @@
                 <w:szCs w:val="24"/>
                 <w:rtl w:val="0"/>
               </w:rPr>
-              <w:t xml:space="preserve">Medium</w:t>
+              <w:t xml:space="preserve">1.4</w:t>
             </w:r>
           </w:p>
         </w:tc>
@@ -1663,6 +1729,7 @@
           </w:tcPr>
           <w:p>
             <w:pPr>
+              <w:keepNext/>
               <w:spacing w:after="240" w:before="240" w:lineRule="auto"/>
               <w:rPr>
                 <w:b w:val="1"/>
@@ -1701,6 +1768,7 @@
           </w:tcPr>
           <w:p>
             <w:pPr>
+              <w:keepNext/>
               <w:spacing w:after="240" w:before="240" w:lineRule="auto"/>
               <w:rPr>
                 <w:b w:val="1"/>
@@ -1741,6 +1809,7 @@
           </w:tcPr>
           <w:p>
             <w:pPr>
+              <w:keepNext/>
               <w:spacing w:after="240" w:before="240" w:lineRule="auto"/>
               <w:rPr>
                 <w:sz w:val="24"/>
@@ -1775,6 +1844,7 @@
           </w:tcPr>
           <w:p>
             <w:pPr>
+              <w:keepNext/>
               <w:spacing w:after="240" w:before="240" w:lineRule="auto"/>
               <w:rPr>
                 <w:b w:val="1"/>
@@ -1791,7 +1861,7 @@
                 <w:szCs w:val="24"/>
                 <w:rtl w:val="0"/>
               </w:rPr>
-              <w:t xml:space="preserve">Medium</w:t>
+              <w:t xml:space="preserve">5</w:t>
             </w:r>
           </w:p>
         </w:tc>
@@ -1813,6 +1883,7 @@
           </w:tcPr>
           <w:p>
             <w:pPr>
+              <w:keepNext/>
               <w:spacing w:after="240" w:before="240" w:lineRule="auto"/>
               <w:rPr>
                 <w:b w:val="1"/>
@@ -1829,7 +1900,7 @@
                 <w:szCs w:val="24"/>
                 <w:rtl w:val="0"/>
               </w:rPr>
-              <w:t xml:space="preserve">Medium</w:t>
+              <w:t xml:space="preserve">1</w:t>
             </w:r>
           </w:p>
         </w:tc>
@@ -1851,6 +1922,7 @@
           </w:tcPr>
           <w:p>
             <w:pPr>
+              <w:keepNext/>
               <w:spacing w:after="240" w:before="240" w:lineRule="auto"/>
               <w:rPr>
                 <w:b w:val="1"/>
@@ -1867,7 +1939,7 @@
                 <w:szCs w:val="24"/>
                 <w:rtl w:val="0"/>
               </w:rPr>
-              <w:t xml:space="preserve">Medium</w:t>
+              <w:t xml:space="preserve">50%</w:t>
             </w:r>
           </w:p>
         </w:tc>
@@ -1889,6 +1961,7 @@
           </w:tcPr>
           <w:p>
             <w:pPr>
+              <w:keepNext/>
               <w:spacing w:after="240" w:before="240" w:lineRule="auto"/>
               <w:rPr>
                 <w:b w:val="1"/>
@@ -1905,7 +1978,7 @@
                 <w:szCs w:val="24"/>
                 <w:rtl w:val="0"/>
               </w:rPr>
-              <w:t xml:space="preserve">Medium</w:t>
+              <w:t xml:space="preserve">3</w:t>
             </w:r>
           </w:p>
         </w:tc>
@@ -1927,6 +2000,7 @@
           </w:tcPr>
           <w:p>
             <w:pPr>
+              <w:keepNext/>
               <w:spacing w:after="240" w:before="240" w:lineRule="auto"/>
               <w:rPr>
                 <w:b w:val="1"/>
@@ -1943,7 +2017,7 @@
                 <w:szCs w:val="24"/>
                 <w:rtl w:val="0"/>
               </w:rPr>
-              <w:t xml:space="preserve">Medium</w:t>
+              <w:t xml:space="preserve">0.8</w:t>
             </w:r>
           </w:p>
         </w:tc>
@@ -1965,6 +2039,7 @@
           </w:tcPr>
           <w:p>
             <w:pPr>
+              <w:keepNext/>
               <w:spacing w:after="240" w:before="240" w:lineRule="auto"/>
               <w:rPr>
                 <w:b w:val="1"/>
@@ -2003,6 +2078,7 @@
           </w:tcPr>
           <w:p>
             <w:pPr>
+              <w:keepNext/>
               <w:spacing w:after="240" w:before="240" w:lineRule="auto"/>
               <w:rPr>
                 <w:b w:val="1"/>
@@ -2022,36 +2098,49 @@
     </w:tbl>
     <w:p>
       <w:pPr>
-        <w:rPr>
-          <w:sz w:val="24"/>
-          <w:szCs w:val="24"/>
-        </w:rPr>
-      </w:pPr>
-      <w:r>
-        <w:rPr>
-          <w:rtl w:val="0"/>
-        </w:rPr>
-      </w:r>
-    </w:p>
-    <w:p>
-      <w:pPr>
+        <w:spacing w:before="200" w:after="120" w:line="240" w:lineRule="auto"/>
         <w:ind w:left="0" w:firstLine="0"/>
-        <w:rPr>
-          <w:b w:val="1"/>
-          <w:bCs w:val="1"/>
-          <w:sz w:val="24"/>
-          <w:szCs w:val="24"/>
-        </w:rPr>
-      </w:pPr>
-      <w:r>
-        <w:rPr>
-          <w:b w:val="1"/>
-          <w:bCs w:val="1"/>
-          <w:sz w:val="24"/>
-          <w:szCs w:val="24"/>
-          <w:rtl w:val="0"/>
-        </w:rPr>
-        <w:t xml:space="preserve">6.FUNCTIONAL AND  ACCEPTANCE CRITERIA / NON-FUCTIONAL REQUIREMENTS</w:t>
+      </w:pPr>
+      <w:r>
+        <w:rPr>
+          <w:sz w:val="24"/>
+          <w:szCs w:val="24"/>
+        </w:rPr>
+        <w:t xml:space="preserve">RICE Score = (Reach × Impact × Confidence) ÷ Effort. Reach is a 1–10 relative scale, Impact uses the standard 0.25–3 scale, Effort is in person-months. All inputs are team estimates (assumptions) and should be replaced with instrumented data. AI Real-Time Recovery ranks highest because it addresses both stated goals directly at the lowest effort.</w:t>
+      </w:r>
+    </w:p>
+    <w:p>
+      <w:pPr>
+        <w:rPr>
+          <w:sz w:val="24"/>
+          <w:szCs w:val="24"/>
+        </w:rPr>
+      </w:pPr>
+      <w:r>
+        <w:rPr>
+          <w:rtl w:val="0"/>
+        </w:rPr>
+      </w:r>
+    </w:p>
+    <w:p>
+      <w:pPr>
+        <w:ind w:left="0" w:firstLine="0"/>
+        <w:rPr>
+          <w:b w:val="1"/>
+          <w:bCs w:val="1"/>
+          <w:sz w:val="24"/>
+          <w:szCs w:val="24"/>
+        </w:rPr>
+      </w:pPr>
+      <w:r>
+        <w:rPr>
+          <w:b w:val="1"/>
+          <w:bCs w:val="1"/>
+          <w:sz w:val="24"/>
+          <w:szCs w:val="24"/>
+          <w:rtl w:val="0"/>
+        </w:rPr>
+        <w:t xml:space="preserve">7. FUNCTIONAL AND ACCEPTANCE CRITERIA / NON-FUNCTIONAL REQUIREMENTS</w:t>
       </w:r>
     </w:p>
     <w:p>
@@ -2170,6 +2259,81 @@
           <w:rtl w:val="0"/>
         </w:rPr>
         <w:t xml:space="preserve">Failure Recovery &amp; Customer Resolution — If no suitable replacement is available, the system must clearly notify the customer and provide an immediate resolution, such as cancellation and refund.</w:t>
+      </w:r>
+    </w:p>
+    <w:p>
+      <w:pPr>
+        <w:numPr>
+          <w:ilvl w:val="0"/>
+          <w:numId w:val="4"/>
+        </w:numPr>
+        <w:spacing w:after="0" w:afterAutospacing="0" w:before="240" w:lineRule="auto"/>
+        <w:ind w:left="720" w:hanging="360"/>
+        <w:rPr>
+          <w:b w:val="1"/>
+          <w:bCs w:val="1"/>
+          <w:sz w:val="24"/>
+          <w:szCs w:val="24"/>
+        </w:rPr>
+      </w:pPr>
+      <w:r>
+        <w:rPr>
+          <w:b w:val="1"/>
+          <w:bCs w:val="1"/>
+          <w:sz w:val="24"/>
+          <w:szCs w:val="24"/>
+        </w:rPr>
+        <w:t xml:space="preserve">Verified Completion — The system must not mark a booking complete unless service delivery is verified (for example, an OTP shared by the customer at the door). Bookings without verification must be flagged for review, not auto-completed.</w:t>
+      </w:r>
+    </w:p>
+    <w:p>
+      <w:pPr>
+        <w:numPr>
+          <w:ilvl w:val="0"/>
+          <w:numId w:val="4"/>
+        </w:numPr>
+        <w:spacing w:after="0" w:afterAutospacing="0" w:before="240" w:lineRule="auto"/>
+        <w:ind w:left="720" w:hanging="360"/>
+        <w:rPr>
+          <w:b w:val="1"/>
+          <w:bCs w:val="1"/>
+          <w:sz w:val="24"/>
+          <w:szCs w:val="24"/>
+        </w:rPr>
+      </w:pPr>
+      <w:r>
+        <w:rPr>
+          <w:b w:val="1"/>
+          <w:bCs w:val="1"/>
+          <w:sz w:val="24"/>
+          <w:szCs w:val="24"/>
+        </w:rPr>
+        <w:t xml:space="preserve">Human Handoff — When automated recovery cannot resolve a booking, the customer must be connected to a human support agent (for example, an instant call-back) instead of being returned to the chatbot.</w:t>
+      </w:r>
+    </w:p>
+    <w:p>
+      <w:pPr>
+        <w:numPr>
+          <w:ilvl w:val="0"/>
+          <w:numId w:val="4"/>
+        </w:numPr>
+        <w:spacing w:after="0" w:afterAutospacing="0" w:before="240" w:lineRule="auto"/>
+        <w:ind w:left="720" w:hanging="360"/>
+        <w:rPr>
+          <w:b w:val="1"/>
+          <w:bCs w:val="1"/>
+          <w:sz w:val="24"/>
+          <w:szCs w:val="24"/>
+        </w:rPr>
+      </w:pPr>
+      <w:r>
+        <w:rPr>
+          <w:b w:val="1"/>
+          <w:bCs w:val="1"/>
+          <w:sz w:val="24"/>
+          <w:szCs w:val="24"/>
+        </w:rPr>
+        <w:t xml:space="preserve">Partner Cancellation Capture — The system must record the reason and timing of every partner cancellation so patterns can be measured by city, service and partner cohort without lowering partner acceptance rate.</w:t>
       </w:r>
     </w:p>
     <w:p>
@@ -2756,38 +2920,163 @@
     </w:tbl>
     <w:p>
       <w:pPr>
-        <w:rPr>
-          <w:b w:val="1"/>
-          <w:bCs w:val="1"/>
-          <w:sz w:val="24"/>
-          <w:szCs w:val="24"/>
-        </w:rPr>
-      </w:pPr>
-      <w:r>
-        <w:rPr>
-          <w:rtl w:val="0"/>
-        </w:rPr>
-      </w:r>
-    </w:p>
-    <w:p>
-      <w:pPr>
+        <w:keepNext/>
+        <w:spacing w:before="320" w:after="60" w:line="240" w:lineRule="auto"/>
         <w:ind w:left="0" w:firstLine="0"/>
-        <w:rPr>
-          <w:b w:val="1"/>
-          <w:bCs w:val="1"/>
-          <w:sz w:val="24"/>
-          <w:szCs w:val="24"/>
-        </w:rPr>
-      </w:pPr>
-      <w:r>
-        <w:rPr>
-          <w:b w:val="1"/>
-          <w:bCs w:val="1"/>
-          <w:sz w:val="24"/>
-          <w:szCs w:val="24"/>
-          <w:rtl w:val="0"/>
-        </w:rPr>
-        <w:t xml:space="preserve">7. MOCK-UP</w:t>
+      </w:pPr>
+      <w:r>
+        <w:rPr>
+          <w:b w:val="1"/>
+          <w:bCs w:val="1"/>
+          <w:sz w:val="24"/>
+          <w:szCs w:val="24"/>
+        </w:rPr>
+        <w:t xml:space="preserve">Acceptance criteria</w:t>
+      </w:r>
+    </w:p>
+    <w:p>
+      <w:pPr>
+        <w:numPr>
+          <w:ilvl w:val="0"/>
+          <w:numId w:val="7"/>
+        </w:numPr>
+        <w:spacing w:before="100" w:after="60" w:line="240" w:lineRule="auto"/>
+        <w:ind w:left="720" w:hanging="360"/>
+      </w:pPr>
+      <w:r>
+        <w:rPr>
+          <w:b w:val="1"/>
+          <w:bCs w:val="1"/>
+          <w:sz w:val="24"/>
+          <w:szCs w:val="24"/>
+        </w:rPr>
+        <w:t xml:space="preserve">Rematch: </w:t>
+      </w:r>
+      <w:r>
+        <w:rPr>
+          <w:sz w:val="24"/>
+          <w:szCs w:val="24"/>
+        </w:rPr>
+        <w:t xml:space="preserve">Given an assigned professional cancels an active booking, when an eligible professional is available, then the booking is reassigned automatically within the original slot and the customer does not rebook or pay again.</w:t>
+      </w:r>
+    </w:p>
+    <w:p>
+      <w:pPr>
+        <w:numPr>
+          <w:ilvl w:val="0"/>
+          <w:numId w:val="7"/>
+        </w:numPr>
+        <w:spacing w:before="100" w:after="60" w:line="240" w:lineRule="auto"/>
+        <w:ind w:left="720" w:hanging="360"/>
+      </w:pPr>
+      <w:r>
+        <w:rPr>
+          <w:b w:val="1"/>
+          <w:bCs w:val="1"/>
+          <w:sz w:val="24"/>
+          <w:szCs w:val="24"/>
+        </w:rPr>
+        <w:t xml:space="preserve">Speed: </w:t>
+      </w:r>
+      <w:r>
+        <w:rPr>
+          <w:sz w:val="24"/>
+          <w:szCs w:val="24"/>
+        </w:rPr>
+        <w:t xml:space="preserve">Given a cancellation event, then a recovery attempt starts within 30 seconds in at least 95% of eligible cases.</w:t>
+      </w:r>
+    </w:p>
+    <w:p>
+      <w:pPr>
+        <w:numPr>
+          <w:ilvl w:val="0"/>
+          <w:numId w:val="7"/>
+        </w:numPr>
+        <w:spacing w:before="100" w:after="60" w:line="240" w:lineRule="auto"/>
+        <w:ind w:left="720" w:hanging="360"/>
+      </w:pPr>
+      <w:r>
+        <w:rPr>
+          <w:b w:val="1"/>
+          <w:bCs w:val="1"/>
+          <w:sz w:val="24"/>
+          <w:szCs w:val="24"/>
+        </w:rPr>
+        <w:t xml:space="preserve">No dead end: </w:t>
+      </w:r>
+      <w:r>
+        <w:rPr>
+          <w:sz w:val="24"/>
+          <w:szCs w:val="24"/>
+        </w:rPr>
+        <w:t xml:space="preserve">Given no eligible replacement exists, then the customer sees a clear message with an immediate refund option and a human-support option, reachable in no more than 2 interactions.</w:t>
+      </w:r>
+    </w:p>
+    <w:p>
+      <w:pPr>
+        <w:numPr>
+          <w:ilvl w:val="0"/>
+          <w:numId w:val="7"/>
+        </w:numPr>
+        <w:spacing w:before="100" w:after="60" w:line="240" w:lineRule="auto"/>
+        <w:ind w:left="720" w:hanging="360"/>
+      </w:pPr>
+      <w:r>
+        <w:rPr>
+          <w:b w:val="1"/>
+          <w:bCs w:val="1"/>
+          <w:sz w:val="24"/>
+          <w:szCs w:val="24"/>
+        </w:rPr>
+        <w:t xml:space="preserve">Verified completion: </w:t>
+      </w:r>
+      <w:r>
+        <w:rPr>
+          <w:sz w:val="24"/>
+          <w:szCs w:val="24"/>
+        </w:rPr>
+        <w:t xml:space="preserve">Given a professional marks a job finished, when no OTP/verification was completed, then the booking stays open and is flagged for review.</w:t>
+      </w:r>
+    </w:p>
+    <w:p>
+      <w:pPr>
+        <w:numPr>
+          <w:ilvl w:val="0"/>
+          <w:numId w:val="7"/>
+        </w:numPr>
+        <w:spacing w:before="100" w:after="60" w:line="240" w:lineRule="auto"/>
+        <w:ind w:left="720" w:hanging="360"/>
+      </w:pPr>
+      <w:r>
+        <w:rPr>
+          <w:b w:val="1"/>
+          <w:bCs w:val="1"/>
+          <w:sz w:val="24"/>
+          <w:szCs w:val="24"/>
+        </w:rPr>
+        <w:t xml:space="preserve">Audit trail: </w:t>
+      </w:r>
+      <w:r>
+        <w:rPr>
+          <w:sz w:val="24"/>
+          <w:szCs w:val="24"/>
+        </w:rPr>
+        <w:t xml:space="preserve">Given any cancellation, attempt, reassignment, failure or outcome, then it is written to the event log with a timestamp and booking ID.</w:t>
+      </w:r>
+    </w:p>
+    <w:p>
+      <w:pPr>
+        <w:rPr>
+          <w:b w:val="1"/>
+          <w:bCs w:val="1"/>
+          <w:sz w:val="24"/>
+          <w:szCs w:val="24"/>
+        </w:rPr>
+      </w:pPr>
+      <w:r>
+        <w:rPr>
+          <w:rtl w:val="0"/>
+        </w:rPr>
       </w:r>
     </w:p>
     <w:p>
@@ -2808,28 +3097,616 @@
           <w:szCs w:val="24"/>
           <w:rtl w:val="0"/>
         </w:rPr>
-        <w:t xml:space="preserve">8. PROTOTYPES (TENTATIVE)</w:t>
-      </w:r>
-    </w:p>
-    <w:p>
-      <w:pPr>
+        <w:t xml:space="preserve">8. MOCK-UP</w:t>
+      </w:r>
+    </w:p>
+    <w:p>
+      <w:pPr>
+        <w:spacing w:before="120" w:after="120" w:line="240" w:lineRule="auto"/>
         <w:ind w:left="0" w:firstLine="0"/>
-        <w:rPr>
-          <w:b w:val="1"/>
-          <w:bCs w:val="1"/>
-          <w:sz w:val="24"/>
-          <w:szCs w:val="24"/>
-        </w:rPr>
-      </w:pPr>
-      <w:r>
-        <w:rPr>
-          <w:b w:val="1"/>
-          <w:bCs w:val="1"/>
-          <w:sz w:val="24"/>
-          <w:szCs w:val="24"/>
-          <w:rtl w:val="0"/>
-        </w:rPr>
-        <w:t xml:space="preserve">9. GITHUB PUSH AS A PORTOLIO</w:t>
+      </w:pPr>
+      <w:r>
+        <w:rPr>
+          <w:sz w:val="24"/>
+          <w:szCs w:val="24"/>
+        </w:rPr>
+        <w:t xml:space="preserve">Five mobile screens cover the recovery journey end to end. Source files (PNG and HTML) are in the repository under mobile screen/.</w:t>
+      </w:r>
+    </w:p>
+    <w:tbl>
+      <w:tblPr>
+        <w:tblW w:w="9360" w:type="dxa"/>
+        <w:tblLayout w:type="fixed"/>
+      </w:tblPr>
+      <w:tblGrid>
+        <w:gridCol w:w="3120"/>
+        <w:gridCol w:w="3120"/>
+        <w:gridCol w:w="3120"/>
+      </w:tblGrid>
+      <w:tr>
+        <w:trPr>
+          <w:cantSplit/>
+        </w:trPr>
+        <w:tc>
+          <w:tcPr>
+            <w:tcW w:w="3120" w:type="dxa"/>
+          </w:tcPr>
+          <w:p>
+            <w:pPr>
+              <w:keepNext/>
+              <w:jc w:val="center"/>
+            </w:pPr>
+            <w:r>
+              <w:drawing>
+                <wp:inline distT="0" distB="0" distL="0" distR="0">
+                  <wp:extent cx="1215341" cy="3840480"/>
+                  <wp:effectExtent l="0" t="0" r="0" b="0"/>
+                  <wp:docPr id="201" name="screen1.png"/>
+                  <a:graphic xmlns:a="http://schemas.openxmlformats.org/drawingml/2006/main">
+                    <a:graphicData uri="http://schemas.openxmlformats.org/drawingml/2006/picture">
+                      <pic:pic xmlns:pic="http://schemas.openxmlformats.org/drawingml/2006/picture">
+                        <pic:nvPicPr>
+                          <pic:cNvPr id="201" name="screen1.png"/>
+                          <pic:cNvPicPr/>
+                        </pic:nvPicPr>
+                        <pic:blipFill>
+                          <a:blip r:embed="rId101"/>
+                          <a:stretch>
+                            <a:fillRect/>
+                          </a:stretch>
+                        </pic:blipFill>
+                        <pic:spPr>
+                          <a:xfrm>
+                            <a:off x="0" y="0"/>
+                            <a:ext cx="1215341" cy="3840480"/>
+                          </a:xfrm>
+                          <a:prstGeom prst="rect"/>
+                        </pic:spPr>
+                      </pic:pic>
+                    </a:graphicData>
+                  </a:graphic>
+                </wp:inline>
+              </w:drawing>
+            </w:r>
+          </w:p>
+          <w:p>
+            <w:pPr>
+              <w:jc w:val="center"/>
+            </w:pPr>
+            <w:r>
+              <w:rPr>
+                <w:sz w:val="20"/>
+                <w:szCs w:val="20"/>
+              </w:rPr>
+              <w:t xml:space="preserve">1. Booking confirmed</w:t>
+            </w:r>
+          </w:p>
+        </w:tc>
+        <w:tc>
+          <w:tcPr>
+            <w:tcW w:w="3120" w:type="dxa"/>
+          </w:tcPr>
+          <w:p>
+            <w:pPr>
+              <w:keepNext/>
+              <w:jc w:val="center"/>
+            </w:pPr>
+            <w:r>
+              <w:drawing>
+                <wp:inline distT="0" distB="0" distL="0" distR="0">
+                  <wp:extent cx="1301367" cy="3840480"/>
+                  <wp:effectExtent l="0" t="0" r="0" b="0"/>
+                  <wp:docPr id="202" name="screen2.png"/>
+                  <a:graphic xmlns:a="http://schemas.openxmlformats.org/drawingml/2006/main">
+                    <a:graphicData uri="http://schemas.openxmlformats.org/drawingml/2006/picture">
+                      <pic:pic xmlns:pic="http://schemas.openxmlformats.org/drawingml/2006/picture">
+                        <pic:nvPicPr>
+                          <pic:cNvPr id="202" name="screen2.png"/>
+                          <pic:cNvPicPr/>
+                        </pic:nvPicPr>
+                        <pic:blipFill>
+                          <a:blip r:embed="rId102"/>
+                          <a:stretch>
+                            <a:fillRect/>
+                          </a:stretch>
+                        </pic:blipFill>
+                        <pic:spPr>
+                          <a:xfrm>
+                            <a:off x="0" y="0"/>
+                            <a:ext cx="1301367" cy="3840480"/>
+                          </a:xfrm>
+                          <a:prstGeom prst="rect"/>
+                        </pic:spPr>
+                      </pic:pic>
+                    </a:graphicData>
+                  </a:graphic>
+                </wp:inline>
+              </w:drawing>
+            </w:r>
+          </w:p>
+          <w:p>
+            <w:pPr>
+              <w:jc w:val="center"/>
+            </w:pPr>
+            <w:r>
+              <w:rPr>
+                <w:sz w:val="20"/>
+                <w:szCs w:val="20"/>
+              </w:rPr>
+              <w:t xml:space="preserve">2. Auto-recovery in progress</w:t>
+            </w:r>
+          </w:p>
+        </w:tc>
+        <w:tc>
+          <w:tcPr>
+            <w:tcW w:w="3120" w:type="dxa"/>
+          </w:tcPr>
+          <w:p>
+            <w:pPr>
+              <w:keepNext/>
+              <w:jc w:val="center"/>
+            </w:pPr>
+            <w:r>
+              <w:drawing>
+                <wp:inline distT="0" distB="0" distL="0" distR="0">
+                  <wp:extent cx="1131031" cy="3840480"/>
+                  <wp:effectExtent l="0" t="0" r="0" b="0"/>
+                  <wp:docPr id="203" name="screen3.png"/>
+                  <a:graphic xmlns:a="http://schemas.openxmlformats.org/drawingml/2006/main">
+                    <a:graphicData uri="http://schemas.openxmlformats.org/drawingml/2006/picture">
+                      <pic:pic xmlns:pic="http://schemas.openxmlformats.org/drawingml/2006/picture">
+                        <pic:nvPicPr>
+                          <pic:cNvPr id="203" name="screen3.png"/>
+                          <pic:cNvPicPr/>
+                        </pic:nvPicPr>
+                        <pic:blipFill>
+                          <a:blip r:embed="rId103"/>
+                          <a:stretch>
+                            <a:fillRect/>
+                          </a:stretch>
+                        </pic:blipFill>
+                        <pic:spPr>
+                          <a:xfrm>
+                            <a:off x="0" y="0"/>
+                            <a:ext cx="1131031" cy="3840480"/>
+                          </a:xfrm>
+                          <a:prstGeom prst="rect"/>
+                        </pic:spPr>
+                      </pic:pic>
+                    </a:graphicData>
+                  </a:graphic>
+                </wp:inline>
+              </w:drawing>
+            </w:r>
+          </w:p>
+          <w:p>
+            <w:pPr>
+              <w:jc w:val="center"/>
+            </w:pPr>
+            <w:r>
+              <w:rPr>
+                <w:sz w:val="20"/>
+                <w:szCs w:val="20"/>
+              </w:rPr>
+              <w:t xml:space="preserve">3. Booking recovered</w:t>
+            </w:r>
+          </w:p>
+        </w:tc>
+      </w:tr>
+      <w:tr>
+        <w:trPr>
+          <w:cantSplit/>
+        </w:trPr>
+        <w:tc>
+          <w:tcPr>
+            <w:tcW w:w="3120" w:type="dxa"/>
+          </w:tcPr>
+          <w:p>
+            <w:pPr>
+              <w:keepNext/>
+              <w:jc w:val="center"/>
+            </w:pPr>
+            <w:r>
+              <w:drawing>
+                <wp:inline distT="0" distB="0" distL="0" distR="0">
+                  <wp:extent cx="1042349" cy="3840480"/>
+                  <wp:effectExtent l="0" t="0" r="0" b="0"/>
+                  <wp:docPr id="204" name="screen4.png"/>
+                  <a:graphic xmlns:a="http://schemas.openxmlformats.org/drawingml/2006/main">
+                    <a:graphicData uri="http://schemas.openxmlformats.org/drawingml/2006/picture">
+                      <pic:pic xmlns:pic="http://schemas.openxmlformats.org/drawingml/2006/picture">
+                        <pic:nvPicPr>
+                          <pic:cNvPr id="204" name="screen4.png"/>
+                          <pic:cNvPicPr/>
+                        </pic:nvPicPr>
+                        <pic:blipFill>
+                          <a:blip r:embed="rId104"/>
+                          <a:stretch>
+                            <a:fillRect/>
+                          </a:stretch>
+                        </pic:blipFill>
+                        <pic:spPr>
+                          <a:xfrm>
+                            <a:off x="0" y="0"/>
+                            <a:ext cx="1042349" cy="3840480"/>
+                          </a:xfrm>
+                          <a:prstGeom prst="rect"/>
+                        </pic:spPr>
+                      </pic:pic>
+                    </a:graphicData>
+                  </a:graphic>
+                </wp:inline>
+              </w:drawing>
+            </w:r>
+          </w:p>
+          <w:p>
+            <w:pPr>
+              <w:jc w:val="center"/>
+            </w:pPr>
+            <w:r>
+              <w:rPr>
+                <w:sz w:val="20"/>
+                <w:szCs w:val="20"/>
+              </w:rPr>
+              <w:t xml:space="preserve">4. OTP verification</w:t>
+            </w:r>
+          </w:p>
+        </w:tc>
+        <w:tc>
+          <w:tcPr>
+            <w:tcW w:w="3120" w:type="dxa"/>
+          </w:tcPr>
+          <w:p>
+            <w:pPr>
+              <w:keepNext/>
+              <w:jc w:val="center"/>
+            </w:pPr>
+            <w:r>
+              <w:drawing>
+                <wp:inline distT="0" distB="0" distL="0" distR="0">
+                  <wp:extent cx="1219630" cy="3840480"/>
+                  <wp:effectExtent l="0" t="0" r="0" b="0"/>
+                  <wp:docPr id="205" name="screen5.png"/>
+                  <a:graphic xmlns:a="http://schemas.openxmlformats.org/drawingml/2006/main">
+                    <a:graphicData uri="http://schemas.openxmlformats.org/drawingml/2006/picture">
+                      <pic:pic xmlns:pic="http://schemas.openxmlformats.org/drawingml/2006/picture">
+                        <pic:nvPicPr>
+                          <pic:cNvPr id="205" name="screen5.png"/>
+                          <pic:cNvPicPr/>
+                        </pic:nvPicPr>
+                        <pic:blipFill>
+                          <a:blip r:embed="rId105"/>
+                          <a:stretch>
+                            <a:fillRect/>
+                          </a:stretch>
+                        </pic:blipFill>
+                        <pic:spPr>
+                          <a:xfrm>
+                            <a:off x="0" y="0"/>
+                            <a:ext cx="1219630" cy="3840480"/>
+                          </a:xfrm>
+                          <a:prstGeom prst="rect"/>
+                        </pic:spPr>
+                      </pic:pic>
+                    </a:graphicData>
+                  </a:graphic>
+                </wp:inline>
+              </w:drawing>
+            </w:r>
+          </w:p>
+          <w:p>
+            <w:pPr>
+              <w:jc w:val="center"/>
+            </w:pPr>
+            <w:r>
+              <w:rPr>
+                <w:sz w:val="20"/>
+                <w:szCs w:val="20"/>
+              </w:rPr>
+              <w:t xml:space="preserve">5. Recovery failed: refund</w:t>
+            </w:r>
+          </w:p>
+        </w:tc>
+        <w:tc>
+          <w:tcPr>
+            <w:tcW w:w="3120" w:type="dxa"/>
+          </w:tcPr>
+          <w:p/>
+        </w:tc>
+      </w:tr>
+    </w:tbl>
+    <w:p>
+      <w:pPr>
+        <w:spacing w:before="120" w:after="0" w:line="240" w:lineRule="auto"/>
+        <w:ind w:left="0" w:firstLine="0"/>
+      </w:pPr>
+      <w:r>
+        <w:rPr>
+          <w:sz w:val="24"/>
+          <w:szCs w:val="24"/>
+        </w:rPr>
+        <w:t xml:space="preserve"/>
+      </w:r>
+    </w:p>
+    <w:p>
+      <w:pPr>
+        <w:ind w:left="0" w:firstLine="0"/>
+        <w:rPr>
+          <w:b w:val="1"/>
+          <w:bCs w:val="1"/>
+          <w:sz w:val="24"/>
+          <w:szCs w:val="24"/>
+        </w:rPr>
+      </w:pPr>
+      <w:r>
+        <w:rPr>
+          <w:b w:val="1"/>
+          <w:bCs w:val="1"/>
+          <w:sz w:val="24"/>
+          <w:szCs w:val="24"/>
+          <w:rtl w:val="0"/>
+        </w:rPr>
+        <w:t xml:space="preserve">9. PROTOTYPE</w:t>
+      </w:r>
+    </w:p>
+    <w:p>
+      <w:pPr>
+        <w:spacing w:before="120" w:after="120" w:line="240" w:lineRule="auto"/>
+        <w:ind w:left="0" w:firstLine="0"/>
+      </w:pPr>
+      <w:r>
+        <w:rPr>
+          <w:sz w:val="24"/>
+          <w:szCs w:val="24"/>
+        </w:rPr>
+        <w:t xml:space="preserve">The repository contains a mobile-first prototype built with Vite, HTML, CSS and JavaScript (src/main.js). It renders the “auto-recovery in progress” state: cancellation detected, nearby professionals being matched, original slot and price protected, and a refund / human-support fallback.</w:t>
+      </w:r>
+    </w:p>
+    <w:p>
+      <w:pPr>
+        <w:spacing w:before="120" w:after="120" w:line="240" w:lineRule="auto"/>
+        <w:ind w:left="0" w:firstLine="0"/>
+      </w:pPr>
+      <w:r>
+        <w:rPr>
+          <w:b w:val="1"/>
+          <w:bCs w:val="1"/>
+          <w:sz w:val="24"/>
+          <w:szCs w:val="24"/>
+        </w:rPr>
+        <w:t xml:space="preserve">Current limitations: </w:t>
+      </w:r>
+      <w:r>
+        <w:rPr>
+          <w:sz w:val="24"/>
+          <w:szCs w:val="24"/>
+        </w:rPr>
+        <w:t xml:space="preserve">it is a single static screen with no state; buttons are not wired and booking data is hard-coded. The other four screens exist as design exports only.</w:t>
+      </w:r>
+    </w:p>
+    <w:p>
+      <w:pPr>
+        <w:spacing w:before="120" w:after="120" w:line="240" w:lineRule="auto"/>
+        <w:ind w:left="0" w:firstLine="0"/>
+      </w:pPr>
+      <w:r>
+        <w:rPr>
+          <w:b w:val="1"/>
+          <w:bCs w:val="1"/>
+          <w:sz w:val="24"/>
+          <w:szCs w:val="24"/>
+        </w:rPr>
+        <w:t xml:space="preserve">Next step: </w:t>
+      </w:r>
+      <w:r>
+        <w:rPr>
+          <w:sz w:val="24"/>
+          <w:szCs w:val="24"/>
+        </w:rPr>
+        <w:t xml:space="preserve">a clickable flow across the five screens (recovery → recovered or failed → verification), using mock data to demonstrate each outcome in the acceptance criteria.</w:t>
+      </w:r>
+    </w:p>
+    <w:p>
+      <w:pPr>
+        <w:ind w:left="0" w:firstLine="0"/>
+        <w:rPr>
+          <w:b w:val="1"/>
+          <w:bCs w:val="1"/>
+          <w:sz w:val="24"/>
+          <w:szCs w:val="24"/>
+        </w:rPr>
+      </w:pPr>
+      <w:r>
+        <w:rPr>
+          <w:b w:val="1"/>
+          <w:bCs w:val="1"/>
+          <w:sz w:val="24"/>
+          <w:szCs w:val="24"/>
+          <w:rtl w:val="0"/>
+        </w:rPr>
+        <w:t xml:space="preserve">10. REPOSITORY AND DELIVERY</w:t>
+      </w:r>
+    </w:p>
+    <w:p>
+      <w:pPr>
+        <w:spacing w:before="120" w:after="120" w:line="240" w:lineRule="auto"/>
+        <w:ind w:left="0" w:firstLine="0"/>
+      </w:pPr>
+      <w:r>
+        <w:rPr>
+          <w:sz w:val="24"/>
+          <w:szCs w:val="24"/>
+        </w:rPr>
+        <w:t xml:space="preserve">The PRD, design exports and prototype are published as a portfolio case study at github.com/vaswanipranjal/Instahelp-PRD.</w:t>
+      </w:r>
+    </w:p>
+    <w:p>
+      <w:pPr>
+        <w:numPr>
+          <w:ilvl w:val="0"/>
+          <w:numId w:val="7"/>
+        </w:numPr>
+        <w:spacing w:before="40" w:after="40" w:line="240" w:lineRule="auto"/>
+        <w:ind w:left="720" w:hanging="360"/>
+      </w:pPr>
+      <w:r>
+        <w:rPr>
+          <w:sz w:val="24"/>
+          <w:szCs w:val="24"/>
+        </w:rPr>
+        <w:t xml:space="preserve">PRD.docx: this document</w:t>
+      </w:r>
+    </w:p>
+    <w:p>
+      <w:pPr>
+        <w:numPr>
+          <w:ilvl w:val="0"/>
+          <w:numId w:val="7"/>
+        </w:numPr>
+        <w:spacing w:before="40" w:after="40" w:line="240" w:lineRule="auto"/>
+        <w:ind w:left="720" w:hanging="360"/>
+      </w:pPr>
+      <w:r>
+        <w:rPr>
+          <w:sz w:val="24"/>
+          <w:szCs w:val="24"/>
+        </w:rPr>
+        <w:t xml:space="preserve">README.md, context.md, plan.md, portfolio-summary.md: case-study narrative and plan</w:t>
+      </w:r>
+    </w:p>
+    <w:p>
+      <w:pPr>
+        <w:numPr>
+          <w:ilvl w:val="0"/>
+          <w:numId w:val="7"/>
+        </w:numPr>
+        <w:spacing w:before="40" w:after="40" w:line="240" w:lineRule="auto"/>
+        <w:ind w:left="720" w:hanging="360"/>
+      </w:pPr>
+      <w:r>
+        <w:rPr>
+          <w:sz w:val="24"/>
+          <w:szCs w:val="24"/>
+        </w:rPr>
+        <w:t xml:space="preserve">mobile screen/: five Stitch screen exports and DESIGN.md</w:t>
+      </w:r>
+    </w:p>
+    <w:p>
+      <w:pPr>
+        <w:numPr>
+          <w:ilvl w:val="0"/>
+          <w:numId w:val="7"/>
+        </w:numPr>
+        <w:spacing w:before="40" w:after="40" w:line="240" w:lineRule="auto"/>
+        <w:ind w:left="720" w:hanging="360"/>
+      </w:pPr>
+      <w:r>
+        <w:rPr>
+          <w:sz w:val="24"/>
+          <w:szCs w:val="24"/>
+        </w:rPr>
+        <w:t xml:space="preserve">src/, index.html, vite.config.js: runnable prototype (npm install, npm run dev)</w:t>
+      </w:r>
+    </w:p>
+    <w:p>
+      <w:pPr>
+        <w:keepNext/>
+        <w:spacing w:before="360" w:after="80" w:line="240" w:lineRule="auto"/>
+        <w:ind w:left="0" w:firstLine="0"/>
+      </w:pPr>
+      <w:r>
+        <w:rPr>
+          <w:b w:val="1"/>
+          <w:bCs w:val="1"/>
+          <w:sz w:val="24"/>
+          <w:szCs w:val="24"/>
+        </w:rPr>
+        <w:t xml:space="preserve">11. ASSUMPTIONS AND OPEN QUESTIONS</w:t>
+      </w:r>
+    </w:p>
+    <w:p>
+      <w:pPr>
+        <w:numPr>
+          <w:ilvl w:val="0"/>
+          <w:numId w:val="7"/>
+        </w:numPr>
+        <w:spacing w:before="40" w:after="40" w:line="240" w:lineRule="auto"/>
+        <w:ind w:left="720" w:hanging="360"/>
+      </w:pPr>
+      <w:r>
+        <w:rPr>
+          <w:sz w:val="24"/>
+          <w:szCs w:val="24"/>
+        </w:rPr>
+        <w:t xml:space="preserve">RICE inputs in section 6 are estimates, not measured data.</w:t>
+      </w:r>
+    </w:p>
+    <w:p>
+      <w:pPr>
+        <w:numPr>
+          <w:ilvl w:val="0"/>
+          <w:numId w:val="7"/>
+        </w:numPr>
+        <w:spacing w:before="40" w:after="40" w:line="240" w:lineRule="auto"/>
+        <w:ind w:left="720" w:hanging="360"/>
+      </w:pPr>
+      <w:r>
+        <w:rPr>
+          <w:sz w:val="24"/>
+          <w:szCs w:val="24"/>
+        </w:rPr>
+        <w:t xml:space="preserve">Baselines for the L1 metrics are TBD until instrumented, as stated in section 3.</w:t>
+      </w:r>
+    </w:p>
+    <w:p>
+      <w:pPr>
+        <w:numPr>
+          <w:ilvl w:val="0"/>
+          <w:numId w:val="7"/>
+        </w:numPr>
+        <w:spacing w:before="40" w:after="40" w:line="240" w:lineRule="auto"/>
+        <w:ind w:left="720" w:hanging="360"/>
+      </w:pPr>
+      <w:r>
+        <w:rPr>
+          <w:sz w:val="24"/>
+          <w:szCs w:val="24"/>
+        </w:rPr>
+        <w:t xml:space="preserve">The Q4 FY26 figures (₹447 loss per order; ₹9 Cr revenue; ₹119 Cr loss) and the 30–40% price premium need a cited source before this PRD is shared externally.</w:t>
+      </w:r>
+    </w:p>
+    <w:p>
+      <w:pPr>
+        <w:numPr>
+          <w:ilvl w:val="0"/>
+          <w:numId w:val="7"/>
+        </w:numPr>
+        <w:spacing w:before="40" w:after="40" w:line="240" w:lineRule="auto"/>
+        <w:ind w:left="720" w:hanging="360"/>
+      </w:pPr>
+      <w:r>
+        <w:rPr>
+          <w:sz w:val="24"/>
+          <w:szCs w:val="24"/>
+        </w:rPr>
+        <w:t xml:space="preserve">The personas and journey map are illustrative, built from case research, and are not based on user interviews.</w:t>
+      </w:r>
+    </w:p>
+    <w:p>
+      <w:pPr>
+        <w:numPr>
+          <w:ilvl w:val="0"/>
+          <w:numId w:val="7"/>
+        </w:numPr>
+        <w:spacing w:before="40" w:after="40" w:line="240" w:lineRule="auto"/>
+        <w:ind w:left="720" w:hanging="360"/>
+      </w:pPr>
+      <w:r>
+        <w:rPr>
+          <w:sz w:val="24"/>
+          <w:szCs w:val="24"/>
+        </w:rPr>
+        <w:t xml:space="preserve">Open: what should happen when the customer declines the offered replacement? What is the refund timeline? Which partner-side incentives or penalties apply after a cancellation?</w:t>
       </w:r>
     </w:p>
     <w:p>
@@ -3644,6 +4521,18 @@
       <w:rPr>
         <w:u w:val="none"/>
       </w:rPr>
+    </w:lvl>
+  </w:abstractNum>
+  <w:abstractNum w:abstractNumId="7">
+    <w:multiLevelType w:val="hybridMultilevel"/>
+    <w:lvl w:ilvl="0">
+      <w:start w:val="1"/>
+      <w:numFmt w:val="bullet"/>
+      <w:lvlText w:val="•"/>
+      <w:lvlJc w:val="left"/>
+      <w:pPr>
+        <w:ind w:left="720" w:hanging="360"/>
+      </w:pPr>
     </w:lvl>
   </w:abstractNum>
   <w:num w:numId="1">
@@ -3663,6 +4552,9 @@
   </w:num>
   <w:num w:numId="6">
     <w:abstractNumId w:val="6"/>
+  </w:num>
+  <w:num w:numId="7">
+    <w:abstractNumId w:val="7"/>
   </w:num>
 </w:numbering>
 </file>
